--- a/content/member-assets/garage-shelf-installation/ai-prompt-pack.docx
+++ b/content/member-assets/garage-shelf-installation/ai-prompt-pack.docx
@@ -759,7 +759,7 @@
               <w:pStyle w:val="TableCell"/>
             </w:pPr>
             <w:r>
-              <w:t xml:space="preserve">How to use these prompts — Use AI for sales copy, quotes, layout ideas, and handoff notes; it is not a substitute for…</w:t>
+              <w:t xml:space="preserve">How to use these prompts - Use AI for sales copy, quotes, layout ideas, and handoff notes; it is not a substitute for…</w:t>
             </w:r>
           </w:p>
         </w:tc>
@@ -801,7 +801,7 @@
               <w:pStyle w:val="TableCell"/>
             </w:pPr>
             <w:r>
-              <w:t xml:space="preserve">Photo-based quote prompts — Act as a practical garage shelving quote assistant. Review these photos and notes: [paste…</w:t>
+              <w:t xml:space="preserve">Photo-based quote prompts - Act as a practical garage shelving quote assistant. Review these photos and notes: [paste…</w:t>
             </w:r>
           </w:p>
         </w:tc>
@@ -845,7 +845,7 @@
               <w:pStyle w:val="TableCell"/>
             </w:pPr>
             <w:r>
-              <w:t xml:space="preserve">Layout + safety language prompts — Suggest a practical storage layout for this garage: [size, ceiling height, what to store…</w:t>
+              <w:t xml:space="preserve">Layout + safety language prompts - Suggest a practical storage layout for this garage: [size, ceiling height, what to store…</w:t>
             </w:r>
           </w:p>
         </w:tc>
@@ -887,7 +887,7 @@
               <w:pStyle w:val="TableCell"/>
             </w:pPr>
             <w:r>
-              <w:t xml:space="preserve">Outreach prompts — Write a short neighbour note offering to clear a cluttered garage with a clean wall of…</w:t>
+              <w:t xml:space="preserve">Outreach prompts - Write a short neighbour note offering to clear a cluttered garage with a clean wall of…</w:t>
             </w:r>
           </w:p>
         </w:tc>
@@ -931,7 +931,7 @@
               <w:pStyle w:val="TableCell"/>
             </w:pPr>
             <w:r>
-              <w:t xml:space="preserve">Delivery prompts — Create a pre-install checklist from these details: [client, address, wall type, what to…</w:t>
+              <w:t xml:space="preserve">Delivery prompts - Create a pre-install checklist from these details: [client, address, wall type, what to…</w:t>
             </w:r>
           </w:p>
         </w:tc>
@@ -973,7 +973,7 @@
               <w:pStyle w:val="TableCell"/>
             </w:pPr>
             <w:r>
-              <w:t xml:space="preserve">QA prompts — QA this quote before I send it: [paste]. Check for missing wall type, unlocated services…</w:t>
+              <w:t xml:space="preserve">QA prompts - QA this quote before I send it: [paste]. Check for missing wall type, unlocated services…</w:t>
             </w:r>
           </w:p>
         </w:tc>
@@ -1017,7 +1017,7 @@
               <w:pStyle w:val="TableCell"/>
             </w:pPr>
             <w:r>
-              <w:t xml:space="preserve">Prompt quality rules — Always paste real context before asking for output.</w:t>
+              <w:t xml:space="preserve">Prompt quality rules - Always paste real context before asking for output.</w:t>
             </w:r>
           </w:p>
         </w:tc>
@@ -1059,7 +1059,7 @@
               <w:pStyle w:val="TableCell"/>
             </w:pPr>
             <w:r>
-              <w:t xml:space="preserve">Final QA prompt — Review this client-facing output before I send it: [paste output]. Check for unsupported…</w:t>
+              <w:t xml:space="preserve">Final QA prompt - Review this client-facing output before I send it: [paste output]. Check for unsupported…</w:t>
             </w:r>
           </w:p>
         </w:tc>
@@ -1103,7 +1103,7 @@
               <w:pStyle w:val="TableCell"/>
             </w:pPr>
             <w:r>
-              <w:t xml:space="preserve">Buyer-ready deliverable standard — This asset is for homeowners, renters, landlords, and property managers; remove generic…</w:t>
+              <w:t xml:space="preserve">Buyer-ready deliverable standard - This asset is for homeowners, renters, landlords, and property managers; remove generic…</w:t>
             </w:r>
           </w:p>
         </w:tc>
@@ -1145,7 +1145,7 @@
               <w:pStyle w:val="TableCell"/>
             </w:pPr>
             <w:r>
-              <w:t xml:space="preserve">Inputs to collect before delivery — Business name, owner or approver, preferred contact channel, and deadline.</w:t>
+              <w:t xml:space="preserve">Inputs to collect before delivery - Business name, owner or approver, preferred contact channel, and deadline.</w:t>
             </w:r>
           </w:p>
         </w:tc>
@@ -1189,7 +1189,7 @@
               <w:pStyle w:val="TableCell"/>
             </w:pPr>
             <w:r>
-              <w:t xml:space="preserve">Evidence capture for renewal or case study — Save the before state with dated screenshots or source files.</w:t>
+              <w:t xml:space="preserve">Evidence capture for renewal or case study - Save the before state with dated screenshots or source files.</w:t>
             </w:r>
           </w:p>
         </w:tc>
@@ -1231,7 +1231,7 @@
               <w:pStyle w:val="TableCell"/>
             </w:pPr>
             <w:r>
-              <w:t xml:space="preserve">Client handoff message — Here is the finished ai prompt pack for [business]. I included the working file, final…</w:t>
+              <w:t xml:space="preserve">Client handoff message - Here is the finished ai prompt pack for [business]. I included the working file, final…</w:t>
             </w:r>
           </w:p>
         </w:tc>
@@ -1275,7 +1275,7 @@
               <w:pStyle w:val="TableCell"/>
             </w:pPr>
             <w:r>
-              <w:t xml:space="preserve">Pricing and scope guardrails — Starter scope: one focused deliverable, one input list, one approval round, final export.</w:t>
+              <w:t xml:space="preserve">Pricing and scope guardrails - Starter scope: one focused deliverable, one input list, one approval round, final export.</w:t>
             </w:r>
           </w:p>
         </w:tc>
@@ -1317,7 +1317,7 @@
               <w:pStyle w:val="TableCell"/>
             </w:pPr>
             <w:r>
-              <w:t xml:space="preserve">Final QA before sending — All bracketed placeholders are replaced or intentionally marked for buyer approval.</w:t>
+              <w:t xml:space="preserve">Final QA before sending - All bracketed placeholders are replaced or intentionally marked for buyer approval.</w:t>
             </w:r>
           </w:p>
         </w:tc>
@@ -2461,7 +2461,7 @@
     <w:lvl w:ilvl="0">
       <w:start w:val="1"/>
       <w:numFmt w:val="bullet"/>
-      <w:lvlText w:val="–"/>
+      <w:lvlText w:val="-"/>
       <w:pPr>
         <w:ind w:left="540" w:hanging="220"/>
       </w:pPr>
